--- a/undervisningsforlob/cambridge_analytica/Cambridge Analytica - opgaver.docx
+++ b/undervisningsforlob/cambridge_analytica/Cambridge Analytica - opgaver.docx
@@ -12,28 +12,20 @@
         <w:rPr>
           <w:rFonts w:ascii="Cambria" w:hAnsi="Cambria"/>
         </w:rPr>
-        <w:t xml:space="preserve">Cambridge </w:t>
+        <w:t>Cambridge Analytica</w:t>
       </w:r>
-      <w:proofErr w:type="spellStart"/>
-      <w:r>
+    </w:p>
+    <w:p>
+      <w:pPr>
         <w:rPr>
           <w:rFonts w:ascii="Cambria" w:hAnsi="Cambria"/>
         </w:rPr>
-        <w:t>Analytica</w:t>
-      </w:r>
-      <w:proofErr w:type="spellEnd"/>
-    </w:p>
-    <w:p>
-      <w:pPr>
-        <w:rPr>
-          <w:rFonts w:ascii="Cambria" w:hAnsi="Cambria"/>
-        </w:rPr>
-      </w:pPr>
-    </w:p>
-    <w:p>
-      <w:pPr>
-        <w:rPr>
-          <w:rFonts w:ascii="Cambria" w:hAnsi="Cambria"/>
+      </w:pPr>
+    </w:p>
+    <w:p>
+      <w:pPr>
+        <w:rPr>
+          <w:rFonts w:ascii="Cambria" w:eastAsiaTheme="minorEastAsia" w:hAnsi="Cambria"/>
         </w:rPr>
       </w:pPr>
       <m:oMathPara>
@@ -42,10 +34,967 @@
             <w:rPr>
               <w:rFonts w:ascii="Cambria Math" w:hAnsi="Cambria Math"/>
             </w:rPr>
-            <m:t>w0≔</m:t>
+            <m:t>w0≔-3.666</m:t>
           </m:r>
         </m:oMath>
       </m:oMathPara>
+    </w:p>
+    <w:p>
+      <w:pPr>
+        <w:rPr>
+          <w:rFonts w:ascii="Cambria" w:eastAsiaTheme="minorEastAsia" w:hAnsi="Cambria"/>
+        </w:rPr>
+      </w:pPr>
+      <m:oMathPara>
+        <m:oMath>
+          <m:r>
+            <w:rPr>
+              <w:rFonts w:ascii="Cambria Math" w:eastAsiaTheme="minorEastAsia" w:hAnsi="Cambria Math"/>
+            </w:rPr>
+            <m:t>w1≔0.05245</m:t>
+          </m:r>
+        </m:oMath>
+      </m:oMathPara>
+    </w:p>
+    <w:p>
+      <w:pPr>
+        <w:rPr>
+          <w:rFonts w:ascii="Cambria" w:eastAsiaTheme="minorEastAsia" w:hAnsi="Cambria"/>
+        </w:rPr>
+      </w:pPr>
+      <m:oMathPara>
+        <m:oMath>
+          <m:r>
+            <w:rPr>
+              <w:rFonts w:ascii="Cambria Math" w:eastAsiaTheme="minorEastAsia" w:hAnsi="Cambria Math"/>
+            </w:rPr>
+            <m:t>w2≔0.03711</m:t>
+          </m:r>
+        </m:oMath>
+      </m:oMathPara>
+    </w:p>
+    <w:p>
+      <w:pPr>
+        <w:rPr>
+          <w:rFonts w:ascii="Cambria" w:eastAsiaTheme="minorEastAsia" w:hAnsi="Cambria"/>
+        </w:rPr>
+      </w:pPr>
+      <m:oMathPara>
+        <m:oMath>
+          <m:r>
+            <w:rPr>
+              <w:rFonts w:ascii="Cambria Math" w:eastAsiaTheme="minorEastAsia" w:hAnsi="Cambria Math"/>
+            </w:rPr>
+            <m:t>w3≔0.02928</m:t>
+          </m:r>
+        </m:oMath>
+      </m:oMathPara>
+    </w:p>
+    <w:p>
+      <w:pPr>
+        <w:rPr>
+          <w:rFonts w:ascii="Cambria" w:eastAsiaTheme="minorEastAsia" w:hAnsi="Cambria"/>
+        </w:rPr>
+      </w:pPr>
+      <m:oMathPara>
+        <m:oMath>
+          <m:r>
+            <w:rPr>
+              <w:rFonts w:ascii="Cambria Math" w:eastAsiaTheme="minorEastAsia" w:hAnsi="Cambria Math"/>
+            </w:rPr>
+            <m:t>w4≔0.003369</m:t>
+          </m:r>
+        </m:oMath>
+      </m:oMathPara>
+    </w:p>
+    <w:p>
+      <w:pPr>
+        <w:rPr>
+          <w:rFonts w:ascii="Cambria" w:eastAsiaTheme="minorEastAsia" w:hAnsi="Cambria"/>
+        </w:rPr>
+      </w:pPr>
+      <m:oMathPara>
+        <m:oMath>
+          <m:r>
+            <w:rPr>
+              <w:rFonts w:ascii="Cambria Math" w:eastAsiaTheme="minorEastAsia" w:hAnsi="Cambria Math"/>
+            </w:rPr>
+            <m:t>w5≔-0.01699</m:t>
+          </m:r>
+        </m:oMath>
+      </m:oMathPara>
+    </w:p>
+    <w:p>
+      <w:pPr>
+        <w:rPr>
+          <w:rFonts w:ascii="Cambria" w:eastAsiaTheme="minorEastAsia" w:hAnsi="Cambria"/>
+        </w:rPr>
+      </w:pPr>
+      <m:oMathPara>
+        <m:oMath>
+          <m:r>
+            <w:rPr>
+              <w:rFonts w:ascii="Cambria Math" w:eastAsiaTheme="minorEastAsia" w:hAnsi="Cambria Math"/>
+            </w:rPr>
+            <m:t>w6≔0.04105</m:t>
+          </m:r>
+        </m:oMath>
+      </m:oMathPara>
+    </w:p>
+    <w:p>
+      <w:pPr>
+        <w:rPr>
+          <w:rFonts w:ascii="Cambria" w:eastAsiaTheme="minorEastAsia" w:hAnsi="Cambria"/>
+        </w:rPr>
+      </w:pPr>
+      <m:oMathPara>
+        <m:oMath>
+          <m:r>
+            <w:rPr>
+              <w:rFonts w:ascii="Cambria Math" w:eastAsiaTheme="minorEastAsia" w:hAnsi="Cambria Math"/>
+            </w:rPr>
+            <m:t>z</m:t>
+          </m:r>
+          <m:d>
+            <m:dPr>
+              <m:ctrlPr>
+                <w:rPr>
+                  <w:rFonts w:ascii="Cambria Math" w:eastAsiaTheme="minorEastAsia" w:hAnsi="Cambria Math"/>
+                  <w:i/>
+                </w:rPr>
+              </m:ctrlPr>
+            </m:dPr>
+            <m:e>
+              <m:r>
+                <w:rPr>
+                  <w:rFonts w:ascii="Cambria Math" w:eastAsiaTheme="minorEastAsia" w:hAnsi="Cambria Math"/>
+                </w:rPr>
+                <m:t>x1,x2,x3,x4,x5,x6</m:t>
+              </m:r>
+            </m:e>
+          </m:d>
+          <m:r>
+            <w:rPr>
+              <w:rFonts w:ascii="Cambria Math" w:eastAsiaTheme="minorEastAsia" w:hAnsi="Cambria Math"/>
+            </w:rPr>
+            <m:t>≔w0+w1·x1+w2·x2+w3·x3+w4·x4+w5·x5+w6·x6</m:t>
+          </m:r>
+        </m:oMath>
+      </m:oMathPara>
+    </w:p>
+    <w:p>
+      <w:pPr>
+        <w:rPr>
+          <w:rFonts w:ascii="Cambria" w:eastAsiaTheme="minorEastAsia" w:hAnsi="Cambria"/>
+        </w:rPr>
+      </w:pPr>
+      <m:oMathPara>
+        <m:oMath>
+          <m:r>
+            <w:rPr>
+              <w:rFonts w:ascii="Cambria Math" w:eastAsiaTheme="minorEastAsia" w:hAnsi="Cambria Math"/>
+            </w:rPr>
+            <m:t>s</m:t>
+          </m:r>
+          <m:d>
+            <m:dPr>
+              <m:ctrlPr>
+                <w:rPr>
+                  <w:rFonts w:ascii="Cambria Math" w:eastAsiaTheme="minorEastAsia" w:hAnsi="Cambria Math"/>
+                  <w:i/>
+                </w:rPr>
+              </m:ctrlPr>
+            </m:dPr>
+            <m:e>
+              <m:r>
+                <w:rPr>
+                  <w:rFonts w:ascii="Cambria Math" w:eastAsiaTheme="minorEastAsia" w:hAnsi="Cambria Math"/>
+                </w:rPr>
+                <m:t>x</m:t>
+              </m:r>
+            </m:e>
+          </m:d>
+          <m:r>
+            <w:rPr>
+              <w:rFonts w:ascii="Cambria Math" w:eastAsiaTheme="minorEastAsia" w:hAnsi="Cambria Math"/>
+            </w:rPr>
+            <m:t>≔</m:t>
+          </m:r>
+          <m:f>
+            <m:fPr>
+              <m:ctrlPr>
+                <w:rPr>
+                  <w:rFonts w:ascii="Cambria Math" w:eastAsiaTheme="minorEastAsia" w:hAnsi="Cambria Math"/>
+                  <w:i/>
+                </w:rPr>
+              </m:ctrlPr>
+            </m:fPr>
+            <m:num>
+              <m:r>
+                <w:rPr>
+                  <w:rFonts w:ascii="Cambria Math" w:eastAsiaTheme="minorEastAsia" w:hAnsi="Cambria Math"/>
+                </w:rPr>
+                <m:t>1</m:t>
+              </m:r>
+            </m:num>
+            <m:den>
+              <m:r>
+                <w:rPr>
+                  <w:rFonts w:ascii="Cambria Math" w:eastAsiaTheme="minorEastAsia" w:hAnsi="Cambria Math"/>
+                </w:rPr>
+                <m:t>1+</m:t>
+              </m:r>
+              <m:r>
+                <m:rPr>
+                  <m:sty m:val="p"/>
+                </m:rPr>
+                <w:rPr>
+                  <w:rFonts w:ascii="Cambria Math" w:eastAsiaTheme="minorEastAsia" w:hAnsi="Cambria Math"/>
+                </w:rPr>
+                <m:t>exp⁡</m:t>
+              </m:r>
+              <m:r>
+                <w:rPr>
+                  <w:rFonts w:ascii="Cambria Math" w:eastAsiaTheme="minorEastAsia" w:hAnsi="Cambria Math"/>
+                </w:rPr>
+                <m:t>(-x)</m:t>
+              </m:r>
+            </m:den>
+          </m:f>
+        </m:oMath>
+      </m:oMathPara>
+    </w:p>
+    <w:p>
+      <w:pPr>
+        <w:rPr>
+          <w:rFonts w:ascii="Cambria" w:eastAsiaTheme="minorEastAsia" w:hAnsi="Cambria"/>
+        </w:rPr>
+      </w:pPr>
+      <m:oMathPara>
+        <m:oMath>
+          <m:r>
+            <w:rPr>
+              <w:rFonts w:ascii="Cambria Math" w:eastAsiaTheme="minorEastAsia" w:hAnsi="Cambria Math"/>
+            </w:rPr>
+            <m:t>f</m:t>
+          </m:r>
+          <m:d>
+            <m:dPr>
+              <m:ctrlPr>
+                <w:rPr>
+                  <w:rFonts w:ascii="Cambria Math" w:eastAsiaTheme="minorEastAsia" w:hAnsi="Cambria Math"/>
+                  <w:i/>
+                </w:rPr>
+              </m:ctrlPr>
+            </m:dPr>
+            <m:e>
+              <m:r>
+                <w:rPr>
+                  <w:rFonts w:ascii="Cambria Math" w:eastAsiaTheme="minorEastAsia" w:hAnsi="Cambria Math"/>
+                </w:rPr>
+                <m:t>x1,x2,x3,x4,x5,x6</m:t>
+              </m:r>
+            </m:e>
+          </m:d>
+          <m:r>
+            <w:rPr>
+              <w:rFonts w:ascii="Cambria Math" w:eastAsiaTheme="minorEastAsia" w:hAnsi="Cambria Math"/>
+            </w:rPr>
+            <m:t>≔s</m:t>
+          </m:r>
+          <m:d>
+            <m:dPr>
+              <m:ctrlPr>
+                <w:rPr>
+                  <w:rFonts w:ascii="Cambria Math" w:eastAsiaTheme="minorEastAsia" w:hAnsi="Cambria Math"/>
+                  <w:i/>
+                </w:rPr>
+              </m:ctrlPr>
+            </m:dPr>
+            <m:e>
+              <m:r>
+                <w:rPr>
+                  <w:rFonts w:ascii="Cambria Math" w:eastAsiaTheme="minorEastAsia" w:hAnsi="Cambria Math"/>
+                </w:rPr>
+                <m:t>z</m:t>
+              </m:r>
+              <m:d>
+                <m:dPr>
+                  <m:ctrlPr>
+                    <w:rPr>
+                      <w:rFonts w:ascii="Cambria Math" w:eastAsiaTheme="minorEastAsia" w:hAnsi="Cambria Math"/>
+                      <w:i/>
+                    </w:rPr>
+                  </m:ctrlPr>
+                </m:dPr>
+                <m:e>
+                  <m:r>
+                    <w:rPr>
+                      <w:rFonts w:ascii="Cambria Math" w:eastAsiaTheme="minorEastAsia" w:hAnsi="Cambria Math"/>
+                    </w:rPr>
+                    <m:t>x1,x2,x3,x4,x5,x6</m:t>
+                  </m:r>
+                </m:e>
+              </m:d>
+            </m:e>
+          </m:d>
+        </m:oMath>
+      </m:oMathPara>
+    </w:p>
+    <w:p>
+      <w:pPr>
+        <w:rPr>
+          <w:rFonts w:ascii="Cambria" w:eastAsiaTheme="minorEastAsia" w:hAnsi="Cambria"/>
+        </w:rPr>
+      </w:pPr>
+    </w:p>
+    <w:p>
+      <w:pPr>
+        <w:rPr>
+          <w:rFonts w:ascii="Cambria" w:eastAsiaTheme="minorEastAsia" w:hAnsi="Cambria"/>
+          <w:b/>
+          <w:bCs/>
+          <w:u w:val="single"/>
+        </w:rPr>
+      </w:pPr>
+      <w:r>
+        <w:rPr>
+          <w:rFonts w:ascii="Cambria" w:eastAsiaTheme="minorEastAsia" w:hAnsi="Cambria"/>
+          <w:b/>
+          <w:bCs/>
+          <w:u w:val="single"/>
+        </w:rPr>
+        <w:t>Molly</w:t>
+      </w:r>
+    </w:p>
+    <w:p>
+      <w:pPr>
+        <w:rPr>
+          <w:rFonts w:ascii="Cambria" w:eastAsiaTheme="minorEastAsia" w:hAnsi="Cambria"/>
+        </w:rPr>
+      </w:pPr>
+      <m:oMathPara>
+        <m:oMath>
+          <m:r>
+            <w:rPr>
+              <w:rFonts w:ascii="Cambria Math" w:eastAsiaTheme="minorEastAsia" w:hAnsi="Cambria Math"/>
+            </w:rPr>
+            <m:t>z</m:t>
+          </m:r>
+          <m:d>
+            <m:dPr>
+              <m:ctrlPr>
+                <w:rPr>
+                  <w:rFonts w:ascii="Cambria Math" w:eastAsiaTheme="minorEastAsia" w:hAnsi="Cambria Math"/>
+                  <w:i/>
+                </w:rPr>
+              </m:ctrlPr>
+            </m:dPr>
+            <m:e>
+              <m:r>
+                <w:rPr>
+                  <w:rFonts w:ascii="Cambria Math" w:eastAsiaTheme="minorEastAsia" w:hAnsi="Cambria Math"/>
+                </w:rPr>
+                <m:t>45;18;10;15;17;46</m:t>
+              </m:r>
+            </m:e>
+          </m:d>
+          <m:r>
+            <w:rPr>
+              <w:rFonts w:ascii="Cambria Math" w:eastAsiaTheme="minorEastAsia" w:hAnsi="Cambria Math"/>
+              <w:color w:val="008000"/>
+            </w:rPr>
+            <m:t>≈1,305035</m:t>
+          </m:r>
+        </m:oMath>
+      </m:oMathPara>
+    </w:p>
+    <w:p>
+      <w:pPr>
+        <w:rPr>
+          <w:rFonts w:ascii="Cambria" w:eastAsiaTheme="minorEastAsia" w:hAnsi="Cambria"/>
+          <w:color w:val="008000"/>
+        </w:rPr>
+      </w:pPr>
+      <m:oMathPara>
+        <m:oMath>
+          <m:r>
+            <w:rPr>
+              <w:rFonts w:ascii="Cambria Math" w:eastAsiaTheme="minorEastAsia" w:hAnsi="Cambria Math"/>
+            </w:rPr>
+            <m:t>f</m:t>
+          </m:r>
+          <m:d>
+            <m:dPr>
+              <m:ctrlPr>
+                <w:rPr>
+                  <w:rFonts w:ascii="Cambria Math" w:eastAsiaTheme="minorEastAsia" w:hAnsi="Cambria Math"/>
+                  <w:i/>
+                </w:rPr>
+              </m:ctrlPr>
+            </m:dPr>
+            <m:e>
+              <m:r>
+                <w:rPr>
+                  <w:rFonts w:ascii="Cambria Math" w:eastAsiaTheme="minorEastAsia" w:hAnsi="Cambria Math"/>
+                </w:rPr>
+                <m:t>45;18;10;15;17;46</m:t>
+              </m:r>
+            </m:e>
+          </m:d>
+          <m:r>
+            <w:rPr>
+              <w:rFonts w:ascii="Cambria Math" w:eastAsiaTheme="minorEastAsia" w:hAnsi="Cambria Math"/>
+              <w:color w:val="008000"/>
+            </w:rPr>
+            <m:t>≈0,7866811</m:t>
+          </m:r>
+        </m:oMath>
+      </m:oMathPara>
+    </w:p>
+    <w:p>
+      <w:pPr>
+        <w:rPr>
+          <w:rFonts w:ascii="Cambria" w:eastAsiaTheme="minorEastAsia" w:hAnsi="Cambria"/>
+        </w:rPr>
+      </w:pPr>
+    </w:p>
+    <w:p>
+      <w:pPr>
+        <w:rPr>
+          <w:rFonts w:ascii="Cambria" w:eastAsiaTheme="minorEastAsia" w:hAnsi="Cambria"/>
+          <w:b/>
+          <w:bCs/>
+          <w:u w:val="single"/>
+        </w:rPr>
+      </w:pPr>
+      <w:r>
+        <w:rPr>
+          <w:rFonts w:ascii="Cambria" w:eastAsiaTheme="minorEastAsia" w:hAnsi="Cambria"/>
+          <w:b/>
+          <w:bCs/>
+          <w:u w:val="single"/>
+        </w:rPr>
+        <w:t>Peter</w:t>
+      </w:r>
+    </w:p>
+    <w:p>
+      <w:pPr>
+        <w:rPr>
+          <w:rFonts w:ascii="Cambria" w:eastAsiaTheme="minorEastAsia" w:hAnsi="Cambria"/>
+          <w:b/>
+          <w:bCs/>
+          <w:u w:val="single"/>
+        </w:rPr>
+      </w:pPr>
+    </w:p>
+    <w:p>
+      <w:pPr>
+        <w:rPr>
+          <w:rFonts w:ascii="Cambria" w:eastAsiaTheme="minorEastAsia" w:hAnsi="Cambria"/>
+        </w:rPr>
+      </w:pPr>
+      <m:oMathPara>
+        <m:oMath>
+          <m:r>
+            <w:rPr>
+              <w:rFonts w:ascii="Cambria Math" w:eastAsiaTheme="minorEastAsia" w:hAnsi="Cambria Math"/>
+            </w:rPr>
+            <m:t>z</m:t>
+          </m:r>
+          <m:d>
+            <m:dPr>
+              <m:ctrlPr>
+                <w:rPr>
+                  <w:rFonts w:ascii="Cambria Math" w:eastAsiaTheme="minorEastAsia" w:hAnsi="Cambria Math"/>
+                  <w:i/>
+                </w:rPr>
+              </m:ctrlPr>
+            </m:dPr>
+            <m:e>
+              <m:r>
+                <w:rPr>
+                  <w:rFonts w:ascii="Cambria Math" w:eastAsiaTheme="minorEastAsia" w:hAnsi="Cambria Math"/>
+                </w:rPr>
+                <m:t>11;17;6;43;21;7</m:t>
+              </m:r>
+            </m:e>
+          </m:d>
+          <m:r>
+            <w:rPr>
+              <w:rFonts w:ascii="Cambria Math" w:eastAsiaTheme="minorEastAsia" w:hAnsi="Cambria Math"/>
+              <w:color w:val="008000"/>
+            </w:rPr>
+            <m:t>≈-2,207073</m:t>
+          </m:r>
+        </m:oMath>
+      </m:oMathPara>
+    </w:p>
+    <w:p>
+      <w:pPr>
+        <w:rPr>
+          <w:rFonts w:ascii="Cambria" w:eastAsiaTheme="minorEastAsia" w:hAnsi="Cambria"/>
+          <w:bCs/>
+        </w:rPr>
+      </w:pPr>
+      <m:oMathPara>
+        <m:oMath>
+          <m:r>
+            <w:rPr>
+              <w:rFonts w:ascii="Cambria Math" w:eastAsiaTheme="minorEastAsia" w:hAnsi="Cambria Math"/>
+            </w:rPr>
+            <m:t>f</m:t>
+          </m:r>
+          <m:d>
+            <m:dPr>
+              <m:ctrlPr>
+                <w:rPr>
+                  <w:rFonts w:ascii="Cambria Math" w:eastAsiaTheme="minorEastAsia" w:hAnsi="Cambria Math"/>
+                  <w:i/>
+                </w:rPr>
+              </m:ctrlPr>
+            </m:dPr>
+            <m:e>
+              <m:r>
+                <w:rPr>
+                  <w:rFonts w:ascii="Cambria Math" w:eastAsiaTheme="minorEastAsia" w:hAnsi="Cambria Math"/>
+                </w:rPr>
+                <m:t>11;17;6;43;21;7</m:t>
+              </m:r>
+            </m:e>
+          </m:d>
+          <m:r>
+            <w:rPr>
+              <w:rFonts w:ascii="Cambria Math" w:eastAsiaTheme="minorEastAsia" w:hAnsi="Cambria Math"/>
+              <w:color w:val="008000"/>
+            </w:rPr>
+            <m:t>≈0,09911713</m:t>
+          </m:r>
+        </m:oMath>
+      </m:oMathPara>
+    </w:p>
+    <w:p>
+      <w:pPr>
+        <w:rPr>
+          <w:rFonts w:ascii="Cambria" w:eastAsiaTheme="minorEastAsia" w:hAnsi="Cambria"/>
+        </w:rPr>
+      </w:pPr>
+    </w:p>
+    <w:p>
+      <w:pPr>
+        <w:rPr>
+          <w:rFonts w:ascii="Cambria" w:eastAsiaTheme="minorEastAsia" w:hAnsi="Cambria"/>
+          <w:b/>
+          <w:bCs/>
+          <w:u w:val="single"/>
+        </w:rPr>
+      </w:pPr>
+      <w:r>
+        <w:rPr>
+          <w:rFonts w:ascii="Cambria" w:eastAsiaTheme="minorEastAsia" w:hAnsi="Cambria"/>
+          <w:b/>
+          <w:bCs/>
+          <w:u w:val="single"/>
+        </w:rPr>
+        <w:t>Tilfældig person</w:t>
+      </w:r>
+      <w:r>
+        <w:rPr>
+          <w:rFonts w:ascii="Cambria" w:eastAsiaTheme="minorEastAsia" w:hAnsi="Cambria"/>
+          <w:b/>
+          <w:bCs/>
+          <w:u w:val="single"/>
+        </w:rPr>
+        <w:t xml:space="preserve"> (Sebastian)</w:t>
+      </w:r>
+    </w:p>
+    <w:p>
+      <w:pPr>
+        <w:rPr>
+          <w:rFonts w:ascii="Cambria" w:eastAsiaTheme="minorEastAsia" w:hAnsi="Cambria"/>
+        </w:rPr>
+      </w:pPr>
+      <m:oMathPara>
+        <m:oMath>
+          <m:r>
+            <w:rPr>
+              <w:rFonts w:ascii="Cambria Math" w:eastAsiaTheme="minorEastAsia" w:hAnsi="Cambria Math"/>
+            </w:rPr>
+            <m:t>z</m:t>
+          </m:r>
+          <m:d>
+            <m:dPr>
+              <m:ctrlPr>
+                <w:rPr>
+                  <w:rFonts w:ascii="Cambria Math" w:eastAsiaTheme="minorEastAsia" w:hAnsi="Cambria Math"/>
+                  <w:i/>
+                </w:rPr>
+              </m:ctrlPr>
+            </m:dPr>
+            <m:e>
+              <m:r>
+                <w:rPr>
+                  <w:rFonts w:ascii="Cambria Math" w:eastAsiaTheme="minorEastAsia" w:hAnsi="Cambria Math"/>
+                </w:rPr>
+                <m:t>15;24;16;31;22;23</m:t>
+              </m:r>
+            </m:e>
+          </m:d>
+          <m:r>
+            <w:rPr>
+              <w:rFonts w:ascii="Cambria Math" w:eastAsiaTheme="minorEastAsia" w:hAnsi="Cambria Math"/>
+              <w:color w:val="008000"/>
+            </w:rPr>
+            <m:t>=-0,845321</m:t>
+          </m:r>
+        </m:oMath>
+      </m:oMathPara>
+    </w:p>
+    <w:p>
+      <w:pPr>
+        <w:rPr>
+          <w:rFonts w:ascii="Cambria" w:eastAsiaTheme="minorEastAsia" w:hAnsi="Cambria"/>
+          <w:bCs/>
+        </w:rPr>
+      </w:pPr>
+      <m:oMathPara>
+        <m:oMath>
+          <m:r>
+            <w:rPr>
+              <w:rFonts w:ascii="Cambria Math" w:eastAsiaTheme="minorEastAsia" w:hAnsi="Cambria Math"/>
+            </w:rPr>
+            <m:t>f</m:t>
+          </m:r>
+          <m:d>
+            <m:dPr>
+              <m:ctrlPr>
+                <w:rPr>
+                  <w:rFonts w:ascii="Cambria Math" w:eastAsiaTheme="minorEastAsia" w:hAnsi="Cambria Math"/>
+                  <w:i/>
+                </w:rPr>
+              </m:ctrlPr>
+            </m:dPr>
+            <m:e>
+              <m:r>
+                <w:rPr>
+                  <w:rFonts w:ascii="Cambria Math" w:eastAsiaTheme="minorEastAsia" w:hAnsi="Cambria Math"/>
+                </w:rPr>
+                <m:t>15;24;16;31;22;23</m:t>
+              </m:r>
+            </m:e>
+          </m:d>
+          <m:r>
+            <w:rPr>
+              <w:rFonts w:ascii="Cambria Math" w:eastAsiaTheme="minorEastAsia" w:hAnsi="Cambria Math"/>
+              <w:color w:val="008000"/>
+            </w:rPr>
+            <m:t>≈0,3004153</m:t>
+          </m:r>
+        </m:oMath>
+      </m:oMathPara>
+    </w:p>
+    <w:p>
+      <w:pPr>
+        <w:rPr>
+          <w:rFonts w:ascii="Cambria" w:eastAsiaTheme="minorEastAsia" w:hAnsi="Cambria"/>
+          <w:b/>
+          <w:bCs/>
+          <w:u w:val="single"/>
+        </w:rPr>
+      </w:pPr>
+    </w:p>
+    <w:p>
+      <w:pPr>
+        <w:rPr>
+          <w:rFonts w:ascii="Cambria" w:eastAsiaTheme="minorEastAsia" w:hAnsi="Cambria"/>
+          <w:b/>
+          <w:bCs/>
+          <w:u w:val="single"/>
+        </w:rPr>
+      </w:pPr>
+    </w:p>
+    <w:p>
+      <w:pPr>
+        <w:rPr>
+          <w:rFonts w:ascii="Cambria" w:eastAsiaTheme="minorEastAsia" w:hAnsi="Cambria"/>
+          <w:b/>
+          <w:bCs/>
+          <w:u w:val="single"/>
+        </w:rPr>
+      </w:pPr>
+      <w:r>
+        <w:rPr>
+          <w:rFonts w:ascii="Cambria" w:eastAsiaTheme="minorEastAsia" w:hAnsi="Cambria"/>
+          <w:b/>
+          <w:bCs/>
+          <w:u w:val="single"/>
+        </w:rPr>
+        <w:lastRenderedPageBreak/>
+        <w:t>Tilfældig person</w:t>
+      </w:r>
+      <w:r>
+        <w:rPr>
+          <w:rFonts w:ascii="Cambria" w:eastAsiaTheme="minorEastAsia" w:hAnsi="Cambria"/>
+          <w:b/>
+          <w:bCs/>
+          <w:u w:val="single"/>
+        </w:rPr>
+        <w:t xml:space="preserve"> - 10 højere på art_culture</w:t>
+      </w:r>
+      <w:r>
+        <w:rPr>
+          <w:rFonts w:ascii="Cambria" w:eastAsiaTheme="minorEastAsia" w:hAnsi="Cambria"/>
+          <w:b/>
+          <w:bCs/>
+          <w:u w:val="single"/>
+        </w:rPr>
+        <w:t xml:space="preserve"> (Bettina)</w:t>
+      </w:r>
+    </w:p>
+    <w:p>
+      <w:pPr>
+        <w:rPr>
+          <w:rFonts w:ascii="Cambria" w:eastAsiaTheme="minorEastAsia" w:hAnsi="Cambria"/>
+          <w:bCs/>
+        </w:rPr>
+      </w:pPr>
+      <m:oMathPara>
+        <m:oMath>
+          <m:r>
+            <w:rPr>
+              <w:rFonts w:ascii="Cambria Math" w:eastAsiaTheme="minorEastAsia" w:hAnsi="Cambria Math"/>
+            </w:rPr>
+            <m:t>z</m:t>
+          </m:r>
+          <m:d>
+            <m:dPr>
+              <m:ctrlPr>
+                <w:rPr>
+                  <w:rFonts w:ascii="Cambria Math" w:eastAsiaTheme="minorEastAsia" w:hAnsi="Cambria Math"/>
+                  <w:i/>
+                </w:rPr>
+              </m:ctrlPr>
+            </m:dPr>
+            <m:e>
+              <m:r>
+                <w:rPr>
+                  <w:rFonts w:ascii="Cambria Math" w:eastAsiaTheme="minorEastAsia" w:hAnsi="Cambria Math"/>
+                </w:rPr>
+                <m:t>25;24;16;31;22;23</m:t>
+              </m:r>
+            </m:e>
+          </m:d>
+          <m:r>
+            <w:rPr>
+              <w:rFonts w:ascii="Cambria Math" w:eastAsiaTheme="minorEastAsia" w:hAnsi="Cambria Math"/>
+              <w:color w:val="008000"/>
+            </w:rPr>
+            <m:t>≈-0,320821</m:t>
+          </m:r>
+        </m:oMath>
+      </m:oMathPara>
+    </w:p>
+    <w:p>
+      <w:pPr>
+        <w:rPr>
+          <w:rFonts w:ascii="Cambria" w:eastAsiaTheme="minorEastAsia" w:hAnsi="Cambria"/>
+        </w:rPr>
+      </w:pPr>
+      <m:oMathPara>
+        <m:oMath>
+          <m:r>
+            <w:rPr>
+              <w:rFonts w:ascii="Cambria Math" w:eastAsiaTheme="minorEastAsia" w:hAnsi="Cambria Math"/>
+            </w:rPr>
+            <m:t>f</m:t>
+          </m:r>
+          <m:d>
+            <m:dPr>
+              <m:ctrlPr>
+                <w:rPr>
+                  <w:rFonts w:ascii="Cambria Math" w:eastAsiaTheme="minorEastAsia" w:hAnsi="Cambria Math"/>
+                  <w:i/>
+                </w:rPr>
+              </m:ctrlPr>
+            </m:dPr>
+            <m:e>
+              <m:r>
+                <w:rPr>
+                  <w:rFonts w:ascii="Cambria Math" w:eastAsiaTheme="minorEastAsia" w:hAnsi="Cambria Math"/>
+                </w:rPr>
+                <m:t>25;24;16;31;22;23</m:t>
+              </m:r>
+            </m:e>
+          </m:d>
+          <m:r>
+            <w:rPr>
+              <w:rFonts w:ascii="Cambria Math" w:eastAsiaTheme="minorEastAsia" w:hAnsi="Cambria Math"/>
+              <w:color w:val="008000"/>
+            </w:rPr>
+            <m:t>≈0,4204757</m:t>
+          </m:r>
+        </m:oMath>
+      </m:oMathPara>
+    </w:p>
+    <w:p>
+      <w:pPr>
+        <w:rPr>
+          <w:rFonts w:ascii="Cambria" w:eastAsiaTheme="minorEastAsia" w:hAnsi="Cambria"/>
+        </w:rPr>
+      </w:pPr>
+    </w:p>
+    <w:p>
+      <w:pPr>
+        <w:rPr>
+          <w:rFonts w:ascii="Cambria" w:eastAsiaTheme="minorEastAsia" w:hAnsi="Cambria"/>
+          <w:b/>
+          <w:bCs/>
+          <w:u w:val="single"/>
+        </w:rPr>
+      </w:pPr>
+      <w:r>
+        <w:rPr>
+          <w:rFonts w:ascii="Cambria" w:eastAsiaTheme="minorEastAsia" w:hAnsi="Cambria"/>
+          <w:b/>
+          <w:bCs/>
+          <w:u w:val="single"/>
+        </w:rPr>
+        <w:t>Tilfældig person</w:t>
+      </w:r>
+      <w:r>
+        <w:rPr>
+          <w:rFonts w:ascii="Cambria" w:eastAsiaTheme="minorEastAsia" w:hAnsi="Cambria"/>
+          <w:b/>
+          <w:bCs/>
+          <w:u w:val="single"/>
+        </w:rPr>
+        <w:t xml:space="preserve"> - 10 højere</w:t>
+      </w:r>
+      <w:r>
+        <w:rPr>
+          <w:rFonts w:ascii="Cambria" w:eastAsiaTheme="minorEastAsia" w:hAnsi="Cambria"/>
+          <w:b/>
+          <w:bCs/>
+          <w:u w:val="single"/>
+        </w:rPr>
+        <w:t xml:space="preserve"> på sport</w:t>
+      </w:r>
+      <w:r>
+        <w:rPr>
+          <w:rFonts w:ascii="Cambria" w:eastAsiaTheme="minorEastAsia" w:hAnsi="Cambria"/>
+          <w:b/>
+          <w:bCs/>
+          <w:u w:val="single"/>
+        </w:rPr>
+        <w:t xml:space="preserve"> (Viggo)</w:t>
+      </w:r>
+    </w:p>
+    <w:p>
+      <w:pPr>
+        <w:rPr>
+          <w:rFonts w:ascii="Cambria" w:eastAsiaTheme="minorEastAsia" w:hAnsi="Cambria"/>
+        </w:rPr>
+      </w:pPr>
+      <m:oMathPara>
+        <m:oMath>
+          <m:r>
+            <w:rPr>
+              <w:rFonts w:ascii="Cambria Math" w:eastAsiaTheme="minorEastAsia" w:hAnsi="Cambria Math"/>
+            </w:rPr>
+            <m:t>z</m:t>
+          </m:r>
+          <m:d>
+            <m:dPr>
+              <m:ctrlPr>
+                <w:rPr>
+                  <w:rFonts w:ascii="Cambria Math" w:eastAsiaTheme="minorEastAsia" w:hAnsi="Cambria Math"/>
+                  <w:i/>
+                </w:rPr>
+              </m:ctrlPr>
+            </m:dPr>
+            <m:e>
+              <m:r>
+                <w:rPr>
+                  <w:rFonts w:ascii="Cambria Math" w:eastAsiaTheme="minorEastAsia" w:hAnsi="Cambria Math"/>
+                </w:rPr>
+                <m:t>15;24;16;31;32;23</m:t>
+              </m:r>
+            </m:e>
+          </m:d>
+          <m:r>
+            <w:rPr>
+              <w:rFonts w:ascii="Cambria Math" w:eastAsiaTheme="minorEastAsia" w:hAnsi="Cambria Math"/>
+              <w:color w:val="008000"/>
+            </w:rPr>
+            <m:t>=-1,015221</m:t>
+          </m:r>
+        </m:oMath>
+      </m:oMathPara>
+    </w:p>
+    <w:p>
+      <w:pPr>
+        <w:rPr>
+          <w:rFonts w:ascii="Cambria" w:eastAsiaTheme="minorEastAsia" w:hAnsi="Cambria"/>
+        </w:rPr>
+      </w:pPr>
+      <m:oMathPara>
+        <m:oMath>
+          <m:r>
+            <w:rPr>
+              <w:rFonts w:ascii="Cambria Math" w:eastAsiaTheme="minorEastAsia" w:hAnsi="Cambria Math"/>
+            </w:rPr>
+            <m:t>f</m:t>
+          </m:r>
+          <m:d>
+            <m:dPr>
+              <m:ctrlPr>
+                <w:rPr>
+                  <w:rFonts w:ascii="Cambria Math" w:eastAsiaTheme="minorEastAsia" w:hAnsi="Cambria Math"/>
+                  <w:i/>
+                </w:rPr>
+              </m:ctrlPr>
+            </m:dPr>
+            <m:e>
+              <m:r>
+                <w:rPr>
+                  <w:rFonts w:ascii="Cambria Math" w:eastAsiaTheme="minorEastAsia" w:hAnsi="Cambria Math"/>
+                </w:rPr>
+                <m:t>15;24;16;31;32;23</m:t>
+              </m:r>
+            </m:e>
+          </m:d>
+          <m:r>
+            <w:rPr>
+              <w:rFonts w:ascii="Cambria Math" w:eastAsiaTheme="minorEastAsia" w:hAnsi="Cambria Math"/>
+              <w:color w:val="008000"/>
+            </w:rPr>
+            <m:t>≈0,2659593</m:t>
+          </m:r>
+        </m:oMath>
+      </m:oMathPara>
+    </w:p>
+    <w:p>
+      <w:pPr>
+        <w:rPr>
+          <w:rFonts w:ascii="Cambria" w:eastAsiaTheme="minorEastAsia" w:hAnsi="Cambria"/>
+        </w:rPr>
+      </w:pPr>
+    </w:p>
+    <w:p>
+      <w:pPr>
+        <w:rPr>
+          <w:rFonts w:ascii="Cambria" w:eastAsiaTheme="minorEastAsia" w:hAnsi="Cambria"/>
+          <w:bCs/>
+        </w:rPr>
+      </w:pPr>
+    </w:p>
+    <w:p>
+      <w:pPr>
+        <w:rPr>
+          <w:rFonts w:ascii="Cambria" w:eastAsiaTheme="minorEastAsia" w:hAnsi="Cambria"/>
+          <w:bCs/>
+        </w:rPr>
+      </w:pPr>
     </w:p>
     <w:sectPr>
       <w:pgSz w:w="11906" w:h="16838"/>
@@ -660,7 +1609,6 @@
   <w:style w:type="character" w:default="1" w:styleId="Standardskrifttypeiafsnit">
     <w:name w:val="Default Paragraph Font"/>
     <w:uiPriority w:val="1"/>
-    <w:semiHidden/>
     <w:unhideWhenUsed/>
   </w:style>
   <w:style w:type="table" w:default="1" w:styleId="Tabel-Normal">
